--- a/tests/privacy/fixtures/synthetic/docx/file-sample_1MB.docx
+++ b/tests/privacy/fixtures/synthetic/docx/file-sample_1MB.docx
@@ -4,15 +4,22 @@
   <w:background w:color="FFFFFF"/>
   <w:body>
     <w:p>
+      <w:commentRangeStart w:id="987"/>
       <w:pPr>
         <w:pStyle w:val="Title"/>
         <w:spacing w:before="240" w:after="120"/>
         <w:jc w:val="center"/>
         <w:rPr/>
       </w:pPr>
-      <w:r>
-        <w:rPr/>
-        <w:t xml:space="preserve">Lorem ipsum </w:t>
+      <w:ins w:id="986" w:author="PRIVMETA_TEST_TRACKED_AUTHOR" w:date="2024-01-02T03:04:05Z">
+        <w:r>
+          <w:rPr/>
+          <w:t xml:space="preserve">Lorem ipsum </w:t>
+        </w:r>
+      </w:ins>
+      <w:commentRangeEnd w:id="987"/>
+      <w:r>
+        <w:commentReference w:id="987"/>
       </w:r>
     </w:p>
     <w:p>
@@ -2734,6 +2741,18 @@
 </w:document>
 </file>
 
+<file path=word/comments.xml><?xml version="1.0" encoding="utf-8"?>
+<w:comments xmlns:w="http://schemas.openxmlformats.org/wordprocessingml/2006/main">
+  <w:comment w:id="987" w:author="PRIVMETA_TEST_COMMENT_AUTHOR" w:initials="PM" w:date="2024-01-02T03:04:05Z">
+    <w:p>
+      <w:r>
+        <w:t>This comment content must be preserved.</w:t>
+      </w:r>
+    </w:p>
+  </w:comment>
+</w:comments>
+</file>
+
 <file path=word/numbering.xml><?xml version="1.0" encoding="utf-8"?>
 <w:numbering xmlns:w="http://schemas.openxmlformats.org/wordprocessingml/2006/main" xmlns:o="urn:schemas-microsoft-com:office:office" xmlns:r="http://schemas.openxmlformats.org/officeDocument/2006/relationships" xmlns:v="urn:schemas-microsoft-com:vml">
   <w:abstractNum w:abstractNumId="1">
@@ -3094,6 +3113,14 @@
     <w:abstractNumId w:val="3"/>
   </w:num>
 </w:numbering>
+</file>
+
+<file path=word/people.xml><?xml version="1.0" encoding="utf-8"?>
+<w15:people xmlns:w15="http://schemas.microsoft.com/office/word/2012/wordml">
+  <w15:person w15:author="PRIVMETA_TEST_COMMENT_AUTHOR">
+    <w15:presenceInfo w15:providerId="ActiveDirectory" w15:userId="PRIVMETA_TEST_PERSON_USER_ID"/>
+  </w15:person>
+</w15:people>
 </file>
 
 <file path=word/styles.xml><?xml version="1.0" encoding="utf-8"?>
